--- a/1_Пояснительная_записка.docx
+++ b/1_Пояснительная_записка.docx
@@ -611,7 +611,7 @@
           <w:rFonts w:eastAsia="Times New Roman"/>
           <w:b/>
           <w:szCs w:val="28"/>
-          <w:lang w:val="en-US" w:eastAsia="ru-RU"/>
+          <w:lang w:eastAsia="ru-RU"/>
         </w:rPr>
       </w:pPr>
     </w:p>
@@ -623,7 +623,7 @@
           <w:rFonts w:eastAsia="Times New Roman"/>
           <w:b/>
           <w:szCs w:val="28"/>
-          <w:lang w:val="en-US" w:eastAsia="ru-RU"/>
+          <w:lang w:eastAsia="ru-RU"/>
         </w:rPr>
       </w:pPr>
     </w:p>
@@ -635,7 +635,7 @@
           <w:rFonts w:eastAsia="Times New Roman"/>
           <w:b/>
           <w:szCs w:val="28"/>
-          <w:lang w:val="en-US" w:eastAsia="ru-RU"/>
+          <w:lang w:eastAsia="ru-RU"/>
         </w:rPr>
       </w:pPr>
     </w:p>
@@ -647,7 +647,7 @@
           <w:rFonts w:eastAsia="Times New Roman"/>
           <w:b/>
           <w:szCs w:val="28"/>
-          <w:lang w:val="en-US" w:eastAsia="ru-RU"/>
+          <w:lang w:eastAsia="ru-RU"/>
         </w:rPr>
       </w:pPr>
     </w:p>
@@ -659,7 +659,7 @@
           <w:rFonts w:eastAsia="Times New Roman"/>
           <w:b/>
           <w:szCs w:val="28"/>
-          <w:lang w:val="en-US" w:eastAsia="ru-RU"/>
+          <w:lang w:eastAsia="ru-RU"/>
         </w:rPr>
       </w:pPr>
     </w:p>
@@ -1789,6 +1789,7 @@
       <w:r>
         <w:rPr>
           <w:rFonts w:eastAsia="Times New Roman"/>
+          <w:noProof/>
           <w:szCs w:val="28"/>
           <w:lang w:eastAsia="ru-RU"/>
         </w:rPr>
@@ -1864,15 +1865,7 @@
           <w:szCs w:val="28"/>
           <w:lang w:eastAsia="ru-RU"/>
         </w:rPr>
-        <w:t>: на</w:t>
-      </w:r>
-      <w:r>
-        <w:rPr>
-          <w:rFonts w:eastAsia="Times New Roman"/>
-          <w:szCs w:val="28"/>
-          <w:lang w:eastAsia="ru-RU"/>
-        </w:rPr>
-        <w:t xml:space="preserve"> выходе получен чистый датасет из </w:t>
+        <w:t>: на выходе получен чистый датасет из </w:t>
       </w:r>
       <w:r>
         <w:rPr>
@@ -5371,6 +5364,7 @@
       <w:r>
         <w:rPr>
           <w:rFonts w:eastAsia="Times New Roman"/>
+          <w:noProof/>
           <w:szCs w:val="28"/>
           <w:lang w:eastAsia="ru-RU"/>
         </w:rPr>
@@ -6601,17 +6595,12 @@
         </w:rPr>
         <w:t xml:space="preserve"> </w:t>
       </w:r>
-      <w:hyperlink r:id="rId19" w:history="1">
-        <w:r>
-          <w:rPr>
-            <w:rStyle w:val="a8"/>
-            <w:rFonts w:eastAsia="Times New Roman"/>
-            <w:szCs w:val="28"/>
-            <w:lang w:val="en-US" w:eastAsia="ru-RU"/>
-          </w:rPr>
-          <w:t>https://github.com/OldVaric1/total</w:t>
-        </w:r>
-      </w:hyperlink>
+      <w:r>
+        <w:rPr>
+          <w:lang w:val="en-US"/>
+        </w:rPr>
+        <w:t>https://github.com/OldVaric1/Superstore-Sales-Analysis</w:t>
+      </w:r>
     </w:p>
     <w:p>
       <w:pPr>
@@ -6624,10 +6613,10 @@
       </w:pPr>
     </w:p>
     <w:sectPr>
-      <w:headerReference w:type="even" r:id="rId20"/>
-      <w:headerReference w:type="default" r:id="rId21"/>
-      <w:footerReference w:type="default" r:id="rId22"/>
-      <w:headerReference w:type="first" r:id="rId23"/>
+      <w:headerReference w:type="even" r:id="rId19"/>
+      <w:headerReference w:type="default" r:id="rId20"/>
+      <w:footerReference w:type="default" r:id="rId21"/>
+      <w:headerReference w:type="first" r:id="rId22"/>
       <w:pgSz w:w="11906" w:h="16838"/>
       <w:pgMar w:top="567" w:right="567" w:bottom="567" w:left="1134" w:header="709" w:footer="709" w:gutter="0"/>
       <w:cols w:space="708"/>
@@ -11581,6 +11570,7 @@
   <w:style w:type="character" w:default="1" w:styleId="a3">
     <w:name w:val="Default Paragraph Font"/>
     <w:uiPriority w:val="1"/>
+    <w:semiHidden/>
     <w:unhideWhenUsed/>
   </w:style>
   <w:style w:type="table" w:default="1" w:styleId="a4">
@@ -12496,16 +12486,25 @@
 </file>
 
 <file path=customXml/item1.xml><?xml version="1.0" encoding="utf-8"?>
-<b:Sources xmlns:b="http://schemas.openxmlformats.org/officeDocument/2006/bibliography" xmlns="http://schemas.openxmlformats.org/officeDocument/2006/bibliography" SelectedStyle="\APASixthEditionOfficeOnline.xsl" StyleName="APA" Version="6"/>
-</file>
-
-<file path=customXml/item2.xml><?xml version="1.0" encoding="utf-8"?>
 <p:properties xmlns:p="http://schemas.microsoft.com/office/2006/metadata/properties" xmlns:xsi="http://www.w3.org/2001/XMLSchema-instance" xmlns:pc="http://schemas.microsoft.com/office/infopath/2007/PartnerControls">
   <documentManagement/>
 </p:properties>
 </file>
 
+<file path=customXml/item2.xml><?xml version="1.0" encoding="utf-8"?>
+<b:Sources xmlns:b="http://schemas.openxmlformats.org/officeDocument/2006/bibliography" xmlns="http://schemas.openxmlformats.org/officeDocument/2006/bibliography" SelectedStyle="\APASixthEditionOfficeOnline.xsl" StyleName="APA" Version="6"/>
+</file>
+
 <file path=customXml/item3.xml><?xml version="1.0" encoding="utf-8"?>
+<?mso-contentType ?>
+<FormTemplates xmlns="http://schemas.microsoft.com/sharepoint/v3/contenttype/forms">
+  <Display>DocumentLibraryForm</Display>
+  <Edit>DocumentLibraryForm</Edit>
+  <New>DocumentLibraryForm</New>
+</FormTemplates>
+</file>
+
+<file path=customXml/item4.xml><?xml version="1.0" encoding="utf-8"?>
 <ct:contentTypeSchema xmlns:ct="http://schemas.microsoft.com/office/2006/metadata/contentType" xmlns:ma="http://schemas.microsoft.com/office/2006/metadata/properties/metaAttributes" ct:_="" ma:_="" ma:contentTypeName="Документ" ma:contentTypeID="0x0101005BFBEA40C9FA114FBD53ACE81E336535" ma:contentTypeVersion="0" ma:contentTypeDescription="Создание документа." ma:contentTypeScope="" ma:versionID="9b44687b7fe911b26246b04d2c25d5c5">
   <xsd:schema xmlns:xsd="http://www.w3.org/2001/XMLSchema" xmlns:xs="http://www.w3.org/2001/XMLSchema" xmlns:p="http://schemas.microsoft.com/office/2006/metadata/properties" targetNamespace="http://schemas.microsoft.com/office/2006/metadata/properties" ma:root="true" ma:fieldsID="5b6ee6868b3de15550ffcb219b059981">
     <xsd:element name="properties">
@@ -12619,24 +12618,7 @@
 </ct:contentTypeSchema>
 </file>
 
-<file path=customXml/item4.xml><?xml version="1.0" encoding="utf-8"?>
-<?mso-contentType ?>
-<FormTemplates xmlns="http://schemas.microsoft.com/sharepoint/v3/contenttype/forms">
-  <Display>DocumentLibraryForm</Display>
-  <Edit>DocumentLibraryForm</Edit>
-  <New>DocumentLibraryForm</New>
-</FormTemplates>
-</file>
-
 <file path=customXml/itemProps1.xml><?xml version="1.0" encoding="utf-8"?>
-<ds:datastoreItem xmlns:ds="http://schemas.openxmlformats.org/officeDocument/2006/customXml" ds:itemID="{FC15DB76-49D6-4AE5-964A-28A2297E85FB}">
-  <ds:schemaRefs>
-    <ds:schemaRef ds:uri="http://schemas.openxmlformats.org/officeDocument/2006/bibliography"/>
-  </ds:schemaRefs>
-</ds:datastoreItem>
-</file>
-
-<file path=customXml/itemProps2.xml><?xml version="1.0" encoding="utf-8"?>
 <ds:datastoreItem xmlns:ds="http://schemas.openxmlformats.org/officeDocument/2006/customXml" ds:itemID="{42677CB6-1B0D-4FB8-82BC-BBA82C102F5A}">
   <ds:schemaRefs>
     <ds:schemaRef ds:uri="http://schemas.microsoft.com/office/2006/metadata/properties"/>
@@ -12645,7 +12627,23 @@
 </ds:datastoreItem>
 </file>
 
+<file path=customXml/itemProps2.xml><?xml version="1.0" encoding="utf-8"?>
+<ds:datastoreItem xmlns:ds="http://schemas.openxmlformats.org/officeDocument/2006/customXml" ds:itemID="{FC15DB76-49D6-4AE5-964A-28A2297E85FB}">
+  <ds:schemaRefs>
+    <ds:schemaRef ds:uri="http://schemas.openxmlformats.org/officeDocument/2006/bibliography"/>
+  </ds:schemaRefs>
+</ds:datastoreItem>
+</file>
+
 <file path=customXml/itemProps3.xml><?xml version="1.0" encoding="utf-8"?>
+<ds:datastoreItem xmlns:ds="http://schemas.openxmlformats.org/officeDocument/2006/customXml" ds:itemID="{45EBEAE4-6DFA-4A3C-A6DB-075C07F0BA24}">
+  <ds:schemaRefs>
+    <ds:schemaRef ds:uri="http://schemas.microsoft.com/sharepoint/v3/contenttype/forms"/>
+  </ds:schemaRefs>
+</ds:datastoreItem>
+</file>
+
+<file path=customXml/itemProps4.xml><?xml version="1.0" encoding="utf-8"?>
 <ds:datastoreItem xmlns:ds="http://schemas.openxmlformats.org/officeDocument/2006/customXml" ds:itemID="{1FDA40E2-71FD-4E27-B27C-262D6AD17F5E}">
   <ds:schemaRefs>
     <ds:schemaRef ds:uri="http://schemas.microsoft.com/office/2006/metadata/contentType"/>
@@ -12659,12 +12657,4 @@
     <ds:schemaRef ds:uri="http://schemas.microsoft.com/office/infopath/2007/PartnerControls"/>
   </ds:schemaRefs>
 </ds:datastoreItem>
-</file>
-
-<file path=customXml/itemProps4.xml><?xml version="1.0" encoding="utf-8"?>
-<ds:datastoreItem xmlns:ds="http://schemas.openxmlformats.org/officeDocument/2006/customXml" ds:itemID="{45EBEAE4-6DFA-4A3C-A6DB-075C07F0BA24}">
-  <ds:schemaRefs>
-    <ds:schemaRef ds:uri="http://schemas.microsoft.com/sharepoint/v3/contenttype/forms"/>
-  </ds:schemaRefs>
-</ds:datastoreItem>
 </file>